--- a/отчет курсовая япы.docx
+++ b/отчет курсовая япы.docx
@@ -3423,7 +3423,6 @@
           <w:szCs w:val="28"/>
         </w:rPr>
       </w:pPr>
-      <w:proofErr w:type="spellStart"/>
       <w:r>
         <w:rPr>
           <w:color w:val="auto"/>
@@ -3432,7 +3431,6 @@
         </w:rPr>
         <w:t>Ляляля</w:t>
       </w:r>
-      <w:proofErr w:type="spellEnd"/>
     </w:p>
     <w:p>
       <w:pPr>
@@ -3534,7 +3532,6 @@
           <w:szCs w:val="28"/>
         </w:rPr>
       </w:pPr>
-      <w:proofErr w:type="spellStart"/>
       <w:r>
         <w:rPr>
           <w:color w:val="auto"/>
@@ -3543,7 +3540,6 @@
         </w:rPr>
         <w:t>Скибидди</w:t>
       </w:r>
-      <w:proofErr w:type="spellEnd"/>
     </w:p>
     <w:p>
       <w:pPr>
@@ -3580,34 +3576,14 @@
           <w:szCs w:val="28"/>
         </w:rPr>
       </w:pPr>
-      <w:proofErr w:type="spellStart"/>
-      <w:r>
-        <w:rPr>
-          <w:color w:val="auto"/>
-          <w:sz w:val="28"/>
-          <w:szCs w:val="28"/>
-        </w:rPr>
-        <w:t>Ес</w:t>
-      </w:r>
-      <w:proofErr w:type="spellEnd"/>
-      <w:r>
-        <w:rPr>
-          <w:color w:val="auto"/>
-          <w:sz w:val="28"/>
-          <w:szCs w:val="28"/>
-        </w:rPr>
-        <w:t xml:space="preserve"> </w:t>
-      </w:r>
-      <w:proofErr w:type="spellStart"/>
-      <w:r>
-        <w:rPr>
-          <w:color w:val="auto"/>
-          <w:sz w:val="28"/>
-          <w:szCs w:val="28"/>
-        </w:rPr>
-        <w:t>ес</w:t>
-      </w:r>
-      <w:proofErr w:type="spellEnd"/>
+      <w:r>
+        <w:rPr>
+          <w:color w:val="auto"/>
+          <w:sz w:val="28"/>
+          <w:szCs w:val="28"/>
+        </w:rPr>
+        <w:t>Ес ес</w:t>
+      </w:r>
       <w:r>
         <w:rPr>
           <w:color w:val="auto"/>
@@ -4190,6 +4166,7 @@
       </w:pPr>
       <w:r>
         <w:rPr>
+          <w:noProof/>
           <w:color w:val="auto"/>
           <w:sz w:val="28"/>
           <w:szCs w:val="28"/>
@@ -4829,13 +4806,31 @@
           <w:szCs w:val="28"/>
         </w:rPr>
       </w:pPr>
-      <w:r>
-        <w:rPr>
-          <w:color w:val="auto"/>
-          <w:sz w:val="28"/>
-          <w:szCs w:val="28"/>
-        </w:rPr>
-        <w:t xml:space="preserve">+. </w:t>
+      <w:bookmarkStart w:id="13" w:name="_Toc104940972"/>
+      <w:r>
+        <w:rPr>
+          <w:color w:val="auto"/>
+          <w:sz w:val="28"/>
+          <w:szCs w:val="28"/>
+        </w:rPr>
+        <w:t xml:space="preserve">+ </w:t>
+      </w:r>
+      <w:r>
+        <w:rPr>
+          <w:color w:val="auto"/>
+          <w:sz w:val="28"/>
+          <w:szCs w:val="28"/>
+        </w:rPr>
+        <w:t xml:space="preserve">Есть </w:t>
+      </w:r>
+      <w:r>
+        <w:rPr>
+          <w:color w:val="auto"/>
+          <w:sz w:val="28"/>
+          <w:szCs w:val="28"/>
+          <w:lang w:val="en-US"/>
+        </w:rPr>
+        <w:t>exe</w:t>
       </w:r>
     </w:p>
     <w:p>
@@ -4856,6 +4851,23 @@
         </w:rPr>
         <w:t xml:space="preserve">+ </w:t>
       </w:r>
+      <w:r>
+        <w:rPr>
+          <w:color w:val="auto"/>
+          <w:sz w:val="28"/>
+          <w:szCs w:val="28"/>
+        </w:rPr>
+        <w:t xml:space="preserve">есть небольшое подобие на </w:t>
+      </w:r>
+      <w:r>
+        <w:rPr>
+          <w:color w:val="auto"/>
+          <w:sz w:val="28"/>
+          <w:szCs w:val="28"/>
+          <w:lang w:val="en-US"/>
+        </w:rPr>
+        <w:t>UI</w:t>
+      </w:r>
     </w:p>
     <w:p>
       <w:pPr>
@@ -4873,7 +4885,15 @@
           <w:sz w:val="28"/>
           <w:szCs w:val="28"/>
         </w:rPr>
-        <w:t xml:space="preserve">-. </w:t>
+        <w:t>+</w:t>
+      </w:r>
+      <w:r>
+        <w:rPr>
+          <w:color w:val="auto"/>
+          <w:sz w:val="28"/>
+          <w:szCs w:val="28"/>
+        </w:rPr>
+        <w:t>Треки из спотифая вытаскиваются</w:t>
       </w:r>
     </w:p>
     <w:p>
@@ -4892,25 +4912,92 @@
           <w:sz w:val="28"/>
           <w:szCs w:val="28"/>
         </w:rPr>
-        <w:t xml:space="preserve">-. </w:t>
-      </w:r>
-    </w:p>
-    <w:p>
-      <w:pPr>
-        <w:pStyle w:val="3"/>
-        <w:spacing w:line="360" w:lineRule="auto"/>
-        <w:jc w:val="center"/>
-        <w:rPr>
-          <w:rFonts w:ascii="Times New Roman" w:hAnsi="Times New Roman" w:cs="Times New Roman"/>
-          <w:color w:val="auto"/>
-          <w:sz w:val="28"/>
-          <w:szCs w:val="28"/>
-        </w:rPr>
-      </w:pPr>
-      <w:bookmarkStart w:id="13" w:name="_Toc104940972"/>
-      <w:r>
-        <w:rPr>
-          <w:rFonts w:ascii="Times New Roman" w:hAnsi="Times New Roman" w:cs="Times New Roman"/>
+        <w:t>-</w:t>
+      </w:r>
+      <w:r>
+        <w:rPr>
+          <w:color w:val="auto"/>
+          <w:sz w:val="28"/>
+          <w:szCs w:val="28"/>
+        </w:rPr>
+        <w:t xml:space="preserve"> количество вытаскиваемых треков ограничено сотней</w:t>
+      </w:r>
+    </w:p>
+    <w:p>
+      <w:pPr>
+        <w:spacing w:after="0" w:line="360" w:lineRule="auto"/>
+        <w:ind w:firstLine="709"/>
+        <w:rPr>
+          <w:color w:val="auto"/>
+          <w:sz w:val="28"/>
+          <w:szCs w:val="28"/>
+        </w:rPr>
+      </w:pPr>
+      <w:r>
+        <w:rPr>
+          <w:color w:val="auto"/>
+          <w:sz w:val="28"/>
+          <w:szCs w:val="28"/>
+        </w:rPr>
+        <w:t>-</w:t>
+      </w:r>
+      <w:r>
+        <w:rPr>
+          <w:color w:val="auto"/>
+          <w:sz w:val="28"/>
+          <w:szCs w:val="28"/>
+        </w:rPr>
+        <w:t xml:space="preserve"> реализован только </w:t>
+      </w:r>
+      <w:r>
+        <w:rPr>
+          <w:color w:val="auto"/>
+          <w:sz w:val="28"/>
+          <w:szCs w:val="28"/>
+          <w:lang w:val="en-US"/>
+        </w:rPr>
+        <w:t>spotify</w:t>
+      </w:r>
+    </w:p>
+    <w:p>
+      <w:pPr>
+        <w:spacing w:after="0" w:line="360" w:lineRule="auto"/>
+        <w:ind w:firstLine="709"/>
+        <w:rPr>
+          <w:color w:val="auto"/>
+          <w:sz w:val="28"/>
+          <w:szCs w:val="28"/>
+        </w:rPr>
+      </w:pPr>
+      <w:r>
+        <w:rPr>
+          <w:color w:val="auto"/>
+          <w:sz w:val="28"/>
+          <w:szCs w:val="28"/>
+        </w:rPr>
+        <w:t>-</w:t>
+      </w:r>
+      <w:r>
+        <w:rPr>
+          <w:color w:val="auto"/>
+          <w:sz w:val="28"/>
+          <w:szCs w:val="28"/>
+        </w:rPr>
+        <w:t>код сырой не облагороженный</w:t>
+      </w:r>
+    </w:p>
+    <w:p>
+      <w:pPr>
+        <w:spacing w:after="0" w:line="360" w:lineRule="auto"/>
+        <w:ind w:firstLine="709"/>
+        <w:rPr>
+          <w:color w:val="auto"/>
+          <w:sz w:val="28"/>
+          <w:szCs w:val="28"/>
+        </w:rPr>
+      </w:pPr>
+      <w:r>
+        <w:rPr>
           <w:color w:val="auto"/>
           <w:sz w:val="28"/>
           <w:szCs w:val="28"/>
@@ -4919,7 +5006,6 @@
       </w:r>
       <w:r>
         <w:rPr>
-          <w:rFonts w:ascii="Times New Roman" w:hAnsi="Times New Roman" w:cs="Times New Roman"/>
           <w:color w:val="auto"/>
           <w:sz w:val="28"/>
           <w:szCs w:val="28"/>
@@ -4928,7 +5014,6 @@
       </w:r>
       <w:r>
         <w:rPr>
-          <w:rFonts w:ascii="Times New Roman" w:hAnsi="Times New Roman" w:cs="Times New Roman"/>
           <w:color w:val="auto"/>
           <w:sz w:val="28"/>
           <w:szCs w:val="28"/>
@@ -5078,6 +5163,7 @@
           <w:sz w:val="28"/>
           <w:szCs w:val="28"/>
         </w:rPr>
+        <w:lastRenderedPageBreak/>
         <w:t>Релиз</w:t>
       </w:r>
       <w:bookmarkEnd w:id="14"/>
@@ -5134,7 +5220,6 @@
           <w:sz w:val="28"/>
           <w:szCs w:val="28"/>
         </w:rPr>
-        <w:lastRenderedPageBreak/>
         <w:t>Подводя итог, на этом финальном этапе внесены следующие доработки:</w:t>
       </w:r>
     </w:p>
@@ -5678,61 +5763,7 @@
           <w:sz w:val="28"/>
           <w:szCs w:val="28"/>
         </w:rPr>
-        <w:t xml:space="preserve">Зыков, С. В. Программирование. Объектно-ориентированный </w:t>
-      </w:r>
-      <w:proofErr w:type="gramStart"/>
-      <w:r>
-        <w:rPr>
-          <w:color w:val="auto"/>
-          <w:sz w:val="28"/>
-          <w:szCs w:val="28"/>
-        </w:rPr>
-        <w:t>подход :</w:t>
-      </w:r>
-      <w:proofErr w:type="gramEnd"/>
-      <w:r>
-        <w:rPr>
-          <w:color w:val="auto"/>
-          <w:sz w:val="28"/>
-          <w:szCs w:val="28"/>
-        </w:rPr>
-        <w:t xml:space="preserve"> учебник и практикум для академического бакалавриата / С. В. Зыков. — </w:t>
-      </w:r>
-      <w:proofErr w:type="gramStart"/>
-      <w:r>
-        <w:rPr>
-          <w:color w:val="auto"/>
-          <w:sz w:val="28"/>
-          <w:szCs w:val="28"/>
-        </w:rPr>
-        <w:t>М. :</w:t>
-      </w:r>
-      <w:proofErr w:type="gramEnd"/>
-      <w:r>
-        <w:rPr>
-          <w:color w:val="auto"/>
-          <w:sz w:val="28"/>
-          <w:szCs w:val="28"/>
-        </w:rPr>
-        <w:t xml:space="preserve"> Издательство </w:t>
-      </w:r>
-      <w:proofErr w:type="spellStart"/>
-      <w:r>
-        <w:rPr>
-          <w:color w:val="auto"/>
-          <w:sz w:val="28"/>
-          <w:szCs w:val="28"/>
-        </w:rPr>
-        <w:t>Юрайт</w:t>
-      </w:r>
-      <w:proofErr w:type="spellEnd"/>
-      <w:r>
-        <w:rPr>
-          <w:color w:val="auto"/>
-          <w:sz w:val="28"/>
-          <w:szCs w:val="28"/>
-        </w:rPr>
-        <w:t>, 2019. — 155 с.</w:t>
+        <w:t>Зыков, С. В. Программирование. Объектно-ориентированный подход : учебник и практикум для академического бакалавриата / С. В. Зыков. — М. : Издательство Юрайт, 2019. — 155 с.</w:t>
       </w:r>
     </w:p>
     <w:p>
@@ -5755,61 +5786,7 @@
           <w:sz w:val="28"/>
           <w:szCs w:val="28"/>
         </w:rPr>
-        <w:t xml:space="preserve">Гниденко, И. Г. Технология разработки программного </w:t>
-      </w:r>
-      <w:proofErr w:type="gramStart"/>
-      <w:r>
-        <w:rPr>
-          <w:color w:val="auto"/>
-          <w:sz w:val="28"/>
-          <w:szCs w:val="28"/>
-        </w:rPr>
-        <w:t>обеспечения :</w:t>
-      </w:r>
-      <w:proofErr w:type="gramEnd"/>
-      <w:r>
-        <w:rPr>
-          <w:color w:val="auto"/>
-          <w:sz w:val="28"/>
-          <w:szCs w:val="28"/>
-        </w:rPr>
-        <w:t xml:space="preserve"> учеб. пособие для СПО / И. Г. Гниденко, Ф. Ф. Павлов, Д. Ю. Федоров. — </w:t>
-      </w:r>
-      <w:proofErr w:type="gramStart"/>
-      <w:r>
-        <w:rPr>
-          <w:color w:val="auto"/>
-          <w:sz w:val="28"/>
-          <w:szCs w:val="28"/>
-        </w:rPr>
-        <w:t>М. :</w:t>
-      </w:r>
-      <w:proofErr w:type="gramEnd"/>
-      <w:r>
-        <w:rPr>
-          <w:color w:val="auto"/>
-          <w:sz w:val="28"/>
-          <w:szCs w:val="28"/>
-        </w:rPr>
-        <w:t xml:space="preserve"> Издательство </w:t>
-      </w:r>
-      <w:proofErr w:type="spellStart"/>
-      <w:r>
-        <w:rPr>
-          <w:color w:val="auto"/>
-          <w:sz w:val="28"/>
-          <w:szCs w:val="28"/>
-        </w:rPr>
-        <w:t>Юрайт</w:t>
-      </w:r>
-      <w:proofErr w:type="spellEnd"/>
-      <w:r>
-        <w:rPr>
-          <w:color w:val="auto"/>
-          <w:sz w:val="28"/>
-          <w:szCs w:val="28"/>
-        </w:rPr>
-        <w:t>, 2017. — 235 с.</w:t>
+        <w:t>Гниденко, И. Г. Технология разработки программного обеспечения : учеб. пособие для СПО / И. Г. Гниденко, Ф. Ф. Павлов, Д. Ю. Федоров. — М. : Издательство Юрайт, 2017. — 235 с.</w:t>
       </w:r>
     </w:p>
     <w:p>
@@ -5832,79 +5809,7 @@
           <w:sz w:val="28"/>
           <w:szCs w:val="28"/>
         </w:rPr>
-        <w:t xml:space="preserve">Гордеев, С. И. Организация баз данных в 2 ч. Часть </w:t>
-      </w:r>
-      <w:proofErr w:type="gramStart"/>
-      <w:r>
-        <w:rPr>
-          <w:color w:val="auto"/>
-          <w:sz w:val="28"/>
-          <w:szCs w:val="28"/>
-        </w:rPr>
-        <w:t>2 :</w:t>
-      </w:r>
-      <w:proofErr w:type="gramEnd"/>
-      <w:r>
-        <w:rPr>
-          <w:color w:val="auto"/>
-          <w:sz w:val="28"/>
-          <w:szCs w:val="28"/>
-        </w:rPr>
-        <w:t xml:space="preserve"> учебник для вузов / С. И. Гордеев, В. Н. Волошина. — 2-е изд., </w:t>
-      </w:r>
-      <w:proofErr w:type="spellStart"/>
-      <w:r>
-        <w:rPr>
-          <w:color w:val="auto"/>
-          <w:sz w:val="28"/>
-          <w:szCs w:val="28"/>
-        </w:rPr>
-        <w:t>испр</w:t>
-      </w:r>
-      <w:proofErr w:type="spellEnd"/>
-      <w:r>
-        <w:rPr>
-          <w:color w:val="auto"/>
-          <w:sz w:val="28"/>
-          <w:szCs w:val="28"/>
-        </w:rPr>
-        <w:t xml:space="preserve">. и доп. — </w:t>
-      </w:r>
-      <w:proofErr w:type="gramStart"/>
-      <w:r>
-        <w:rPr>
-          <w:color w:val="auto"/>
-          <w:sz w:val="28"/>
-          <w:szCs w:val="28"/>
-        </w:rPr>
-        <w:t>М. :</w:t>
-      </w:r>
-      <w:proofErr w:type="gramEnd"/>
-      <w:r>
-        <w:rPr>
-          <w:color w:val="auto"/>
-          <w:sz w:val="28"/>
-          <w:szCs w:val="28"/>
-        </w:rPr>
-        <w:t xml:space="preserve"> Издательство </w:t>
-      </w:r>
-      <w:proofErr w:type="spellStart"/>
-      <w:r>
-        <w:rPr>
-          <w:color w:val="auto"/>
-          <w:sz w:val="28"/>
-          <w:szCs w:val="28"/>
-        </w:rPr>
-        <w:t>Юрайт</w:t>
-      </w:r>
-      <w:proofErr w:type="spellEnd"/>
-      <w:r>
-        <w:rPr>
-          <w:color w:val="auto"/>
-          <w:sz w:val="28"/>
-          <w:szCs w:val="28"/>
-        </w:rPr>
-        <w:t>, 2019. — 501 с.</w:t>
+        <w:t>Гордеев, С. И. Организация баз данных в 2 ч. Часть 2 : учебник для вузов / С. И. Гордеев, В. Н. Волошина. — 2-е изд., испр. и доп. — М. : Издательство Юрайт, 2019. — 501 с.</w:t>
       </w:r>
     </w:p>
     <w:p>
@@ -6216,7 +6121,6 @@
         </w:rPr>
         <w:t xml:space="preserve">В данном разделе отражён программный код нашего проекта. Мы считаем нецелесообразным вставлять сюда конвертированный из </w:t>
       </w:r>
-      <w:proofErr w:type="spellStart"/>
       <w:r>
         <w:rPr>
           <w:color w:val="auto"/>
@@ -6226,7 +6130,6 @@
         </w:rPr>
         <w:t>ui</w:t>
       </w:r>
-      <w:proofErr w:type="spellEnd"/>
       <w:r>
         <w:rPr>
           <w:color w:val="auto"/>
@@ -6243,7 +6146,6 @@
         </w:rPr>
         <w:t xml:space="preserve">формата в </w:t>
       </w:r>
-      <w:proofErr w:type="spellStart"/>
       <w:r>
         <w:rPr>
           <w:color w:val="auto"/>
@@ -6253,7 +6155,6 @@
         </w:rPr>
         <w:t>py</w:t>
       </w:r>
-      <w:proofErr w:type="spellEnd"/>
       <w:r>
         <w:rPr>
           <w:color w:val="auto"/>
@@ -6494,13 +6395,8 @@
             <w:pPr>
               <w:jc w:val="center"/>
             </w:pPr>
-            <w:proofErr w:type="spellStart"/>
-            <w:r>
-              <w:t>Плестов</w:t>
-            </w:r>
-            <w:proofErr w:type="spellEnd"/>
-            <w:r>
-              <w:t xml:space="preserve"> С. В.</w:t>
+            <w:r>
+              <w:t>Плестов С. В.</w:t>
             </w:r>
           </w:p>
         </w:tc>
@@ -6638,13 +6534,8 @@
               <w:jc w:val="center"/>
             </w:pPr>
             <w:r>
-              <w:t xml:space="preserve">Митин </w:t>
-            </w:r>
-            <w:proofErr w:type="gramStart"/>
-            <w:r>
-              <w:t>Н  М.</w:t>
-            </w:r>
-            <w:proofErr w:type="gramEnd"/>
+              <w:t>Митин Н  М.</w:t>
+            </w:r>
           </w:p>
         </w:tc>
         <w:tc>

--- a/отчет курсовая япы.docx
+++ b/отчет курсовая япы.docx
@@ -3423,6 +3423,7 @@
           <w:szCs w:val="28"/>
         </w:rPr>
       </w:pPr>
+      <w:proofErr w:type="spellStart"/>
       <w:r>
         <w:rPr>
           <w:color w:val="auto"/>
@@ -3431,6 +3432,7 @@
         </w:rPr>
         <w:t>Ляляля</w:t>
       </w:r>
+      <w:proofErr w:type="spellEnd"/>
     </w:p>
     <w:p>
       <w:pPr>
@@ -3532,6 +3534,7 @@
           <w:szCs w:val="28"/>
         </w:rPr>
       </w:pPr>
+      <w:proofErr w:type="spellStart"/>
       <w:r>
         <w:rPr>
           <w:color w:val="auto"/>
@@ -3540,6 +3543,7 @@
         </w:rPr>
         <w:t>Скибидди</w:t>
       </w:r>
+      <w:proofErr w:type="spellEnd"/>
     </w:p>
     <w:p>
       <w:pPr>
@@ -3576,14 +3580,34 @@
           <w:szCs w:val="28"/>
         </w:rPr>
       </w:pPr>
-      <w:r>
-        <w:rPr>
-          <w:color w:val="auto"/>
-          <w:sz w:val="28"/>
-          <w:szCs w:val="28"/>
-        </w:rPr>
-        <w:t>Ес ес</w:t>
-      </w:r>
+      <w:proofErr w:type="spellStart"/>
+      <w:r>
+        <w:rPr>
+          <w:color w:val="auto"/>
+          <w:sz w:val="28"/>
+          <w:szCs w:val="28"/>
+        </w:rPr>
+        <w:t>Ес</w:t>
+      </w:r>
+      <w:proofErr w:type="spellEnd"/>
+      <w:r>
+        <w:rPr>
+          <w:color w:val="auto"/>
+          <w:sz w:val="28"/>
+          <w:szCs w:val="28"/>
+        </w:rPr>
+        <w:t xml:space="preserve"> </w:t>
+      </w:r>
+      <w:proofErr w:type="spellStart"/>
+      <w:r>
+        <w:rPr>
+          <w:color w:val="auto"/>
+          <w:sz w:val="28"/>
+          <w:szCs w:val="28"/>
+        </w:rPr>
+        <w:t>ес</w:t>
+      </w:r>
+      <w:proofErr w:type="spellEnd"/>
       <w:r>
         <w:rPr>
           <w:color w:val="auto"/>
@@ -4799,6 +4823,35 @@
     <w:p>
       <w:pPr>
         <w:spacing w:after="0" w:line="360" w:lineRule="auto"/>
+        <w:ind w:left="719" w:firstLine="0"/>
+        <w:rPr>
+          <w:color w:val="auto"/>
+          <w:sz w:val="28"/>
+          <w:szCs w:val="28"/>
+        </w:rPr>
+      </w:pPr>
+      <w:bookmarkStart w:id="13" w:name="_Toc104940972"/>
+      <w:r>
+        <w:rPr>
+          <w:color w:val="auto"/>
+          <w:sz w:val="28"/>
+          <w:szCs w:val="28"/>
+        </w:rPr>
+        <w:t xml:space="preserve">+ Есть </w:t>
+      </w:r>
+      <w:r>
+        <w:rPr>
+          <w:color w:val="auto"/>
+          <w:sz w:val="28"/>
+          <w:szCs w:val="28"/>
+          <w:lang w:val="en-US"/>
+        </w:rPr>
+        <w:t>exe</w:t>
+      </w:r>
+    </w:p>
+    <w:p>
+      <w:pPr>
+        <w:spacing w:after="0" w:line="360" w:lineRule="auto"/>
         <w:ind w:firstLine="709"/>
         <w:rPr>
           <w:color w:val="auto"/>
@@ -4806,7 +4859,6 @@
           <w:szCs w:val="28"/>
         </w:rPr>
       </w:pPr>
-      <w:bookmarkStart w:id="13" w:name="_Toc104940972"/>
       <w:r>
         <w:rPr>
           <w:color w:val="auto"/>
@@ -4821,7 +4873,7 @@
           <w:sz w:val="28"/>
           <w:szCs w:val="28"/>
         </w:rPr>
-        <w:t xml:space="preserve">Есть </w:t>
+        <w:t xml:space="preserve">есть небольшое подобие на </w:t>
       </w:r>
       <w:r>
         <w:rPr>
@@ -4830,7 +4882,7 @@
           <w:szCs w:val="28"/>
           <w:lang w:val="en-US"/>
         </w:rPr>
-        <w:t>exe</w:t>
+        <w:t>UI</w:t>
       </w:r>
     </w:p>
     <w:p>
@@ -4849,16 +4901,89 @@
           <w:sz w:val="28"/>
           <w:szCs w:val="28"/>
         </w:rPr>
-        <w:t xml:space="preserve">+ </w:t>
-      </w:r>
-      <w:r>
-        <w:rPr>
-          <w:color w:val="auto"/>
-          <w:sz w:val="28"/>
-          <w:szCs w:val="28"/>
-        </w:rPr>
-        <w:t xml:space="preserve">есть небольшое подобие на </w:t>
-      </w:r>
+        <w:t>+</w:t>
+      </w:r>
+      <w:r>
+        <w:rPr>
+          <w:color w:val="auto"/>
+          <w:sz w:val="28"/>
+          <w:szCs w:val="28"/>
+        </w:rPr>
+        <w:t xml:space="preserve">Треки из </w:t>
+      </w:r>
+      <w:proofErr w:type="spellStart"/>
+      <w:r>
+        <w:rPr>
+          <w:color w:val="auto"/>
+          <w:sz w:val="28"/>
+          <w:szCs w:val="28"/>
+        </w:rPr>
+        <w:t>спотифая</w:t>
+      </w:r>
+      <w:proofErr w:type="spellEnd"/>
+      <w:r>
+        <w:rPr>
+          <w:color w:val="auto"/>
+          <w:sz w:val="28"/>
+          <w:szCs w:val="28"/>
+        </w:rPr>
+        <w:t xml:space="preserve"> вытаскиваются</w:t>
+      </w:r>
+    </w:p>
+    <w:p>
+      <w:pPr>
+        <w:spacing w:after="0" w:line="360" w:lineRule="auto"/>
+        <w:ind w:firstLine="709"/>
+        <w:rPr>
+          <w:color w:val="auto"/>
+          <w:sz w:val="28"/>
+          <w:szCs w:val="28"/>
+        </w:rPr>
+      </w:pPr>
+      <w:r>
+        <w:rPr>
+          <w:color w:val="auto"/>
+          <w:sz w:val="28"/>
+          <w:szCs w:val="28"/>
+        </w:rPr>
+        <w:t>-</w:t>
+      </w:r>
+      <w:r>
+        <w:rPr>
+          <w:color w:val="auto"/>
+          <w:sz w:val="28"/>
+          <w:szCs w:val="28"/>
+        </w:rPr>
+        <w:t xml:space="preserve"> количество вытаскиваемых треков ограничено сотней</w:t>
+      </w:r>
+    </w:p>
+    <w:p>
+      <w:pPr>
+        <w:spacing w:after="0" w:line="360" w:lineRule="auto"/>
+        <w:ind w:firstLine="709"/>
+        <w:rPr>
+          <w:color w:val="auto"/>
+          <w:sz w:val="28"/>
+          <w:szCs w:val="28"/>
+        </w:rPr>
+      </w:pPr>
+      <w:r>
+        <w:rPr>
+          <w:color w:val="auto"/>
+          <w:sz w:val="28"/>
+          <w:szCs w:val="28"/>
+        </w:rPr>
+        <w:t>-</w:t>
+      </w:r>
+      <w:r>
+        <w:rPr>
+          <w:color w:val="auto"/>
+          <w:sz w:val="28"/>
+          <w:szCs w:val="28"/>
+        </w:rPr>
+        <w:t xml:space="preserve"> реализован только </w:t>
+      </w:r>
+      <w:proofErr w:type="spellStart"/>
       <w:r>
         <w:rPr>
           <w:color w:val="auto"/>
@@ -4866,98 +4991,9 @@
           <w:szCs w:val="28"/>
           <w:lang w:val="en-US"/>
         </w:rPr>
-        <w:t>UI</w:t>
-      </w:r>
-    </w:p>
-    <w:p>
-      <w:pPr>
-        <w:spacing w:after="0" w:line="360" w:lineRule="auto"/>
-        <w:ind w:firstLine="709"/>
-        <w:rPr>
-          <w:color w:val="auto"/>
-          <w:sz w:val="28"/>
-          <w:szCs w:val="28"/>
-        </w:rPr>
-      </w:pPr>
-      <w:r>
-        <w:rPr>
-          <w:color w:val="auto"/>
-          <w:sz w:val="28"/>
-          <w:szCs w:val="28"/>
-        </w:rPr>
-        <w:t>+</w:t>
-      </w:r>
-      <w:r>
-        <w:rPr>
-          <w:color w:val="auto"/>
-          <w:sz w:val="28"/>
-          <w:szCs w:val="28"/>
-        </w:rPr>
-        <w:t>Треки из спотифая вытаскиваются</w:t>
-      </w:r>
-    </w:p>
-    <w:p>
-      <w:pPr>
-        <w:spacing w:after="0" w:line="360" w:lineRule="auto"/>
-        <w:ind w:firstLine="709"/>
-        <w:rPr>
-          <w:color w:val="auto"/>
-          <w:sz w:val="28"/>
-          <w:szCs w:val="28"/>
-        </w:rPr>
-      </w:pPr>
-      <w:r>
-        <w:rPr>
-          <w:color w:val="auto"/>
-          <w:sz w:val="28"/>
-          <w:szCs w:val="28"/>
-        </w:rPr>
-        <w:t>-</w:t>
-      </w:r>
-      <w:r>
-        <w:rPr>
-          <w:color w:val="auto"/>
-          <w:sz w:val="28"/>
-          <w:szCs w:val="28"/>
-        </w:rPr>
-        <w:t xml:space="preserve"> количество вытаскиваемых треков ограничено сотней</w:t>
-      </w:r>
-    </w:p>
-    <w:p>
-      <w:pPr>
-        <w:spacing w:after="0" w:line="360" w:lineRule="auto"/>
-        <w:ind w:firstLine="709"/>
-        <w:rPr>
-          <w:color w:val="auto"/>
-          <w:sz w:val="28"/>
-          <w:szCs w:val="28"/>
-        </w:rPr>
-      </w:pPr>
-      <w:r>
-        <w:rPr>
-          <w:color w:val="auto"/>
-          <w:sz w:val="28"/>
-          <w:szCs w:val="28"/>
-        </w:rPr>
-        <w:t>-</w:t>
-      </w:r>
-      <w:r>
-        <w:rPr>
-          <w:color w:val="auto"/>
-          <w:sz w:val="28"/>
-          <w:szCs w:val="28"/>
-        </w:rPr>
-        <w:t xml:space="preserve"> реализован только </w:t>
-      </w:r>
-      <w:r>
-        <w:rPr>
-          <w:color w:val="auto"/>
-          <w:sz w:val="28"/>
-          <w:szCs w:val="28"/>
-          <w:lang w:val="en-US"/>
-        </w:rPr>
         <w:t>spotify</w:t>
       </w:r>
+      <w:proofErr w:type="spellEnd"/>
     </w:p>
     <w:p>
       <w:pPr>
@@ -5763,7 +5799,61 @@
           <w:sz w:val="28"/>
           <w:szCs w:val="28"/>
         </w:rPr>
-        <w:t>Зыков, С. В. Программирование. Объектно-ориентированный подход : учебник и практикум для академического бакалавриата / С. В. Зыков. — М. : Издательство Юрайт, 2019. — 155 с.</w:t>
+        <w:t xml:space="preserve">Зыков, С. В. Программирование. Объектно-ориентированный </w:t>
+      </w:r>
+      <w:proofErr w:type="gramStart"/>
+      <w:r>
+        <w:rPr>
+          <w:color w:val="auto"/>
+          <w:sz w:val="28"/>
+          <w:szCs w:val="28"/>
+        </w:rPr>
+        <w:t>подход :</w:t>
+      </w:r>
+      <w:proofErr w:type="gramEnd"/>
+      <w:r>
+        <w:rPr>
+          <w:color w:val="auto"/>
+          <w:sz w:val="28"/>
+          <w:szCs w:val="28"/>
+        </w:rPr>
+        <w:t xml:space="preserve"> учебник и практикум для академического бакалавриата / С. В. Зыков. — </w:t>
+      </w:r>
+      <w:proofErr w:type="gramStart"/>
+      <w:r>
+        <w:rPr>
+          <w:color w:val="auto"/>
+          <w:sz w:val="28"/>
+          <w:szCs w:val="28"/>
+        </w:rPr>
+        <w:t>М. :</w:t>
+      </w:r>
+      <w:proofErr w:type="gramEnd"/>
+      <w:r>
+        <w:rPr>
+          <w:color w:val="auto"/>
+          <w:sz w:val="28"/>
+          <w:szCs w:val="28"/>
+        </w:rPr>
+        <w:t xml:space="preserve"> Издательство </w:t>
+      </w:r>
+      <w:proofErr w:type="spellStart"/>
+      <w:r>
+        <w:rPr>
+          <w:color w:val="auto"/>
+          <w:sz w:val="28"/>
+          <w:szCs w:val="28"/>
+        </w:rPr>
+        <w:t>Юрайт</w:t>
+      </w:r>
+      <w:proofErr w:type="spellEnd"/>
+      <w:r>
+        <w:rPr>
+          <w:color w:val="auto"/>
+          <w:sz w:val="28"/>
+          <w:szCs w:val="28"/>
+        </w:rPr>
+        <w:t>, 2019. — 155 с.</w:t>
       </w:r>
     </w:p>
     <w:p>
@@ -5786,7 +5876,61 @@
           <w:sz w:val="28"/>
           <w:szCs w:val="28"/>
         </w:rPr>
-        <w:t>Гниденко, И. Г. Технология разработки программного обеспечения : учеб. пособие для СПО / И. Г. Гниденко, Ф. Ф. Павлов, Д. Ю. Федоров. — М. : Издательство Юрайт, 2017. — 235 с.</w:t>
+        <w:t xml:space="preserve">Гниденко, И. Г. Технология разработки программного </w:t>
+      </w:r>
+      <w:proofErr w:type="gramStart"/>
+      <w:r>
+        <w:rPr>
+          <w:color w:val="auto"/>
+          <w:sz w:val="28"/>
+          <w:szCs w:val="28"/>
+        </w:rPr>
+        <w:t>обеспечения :</w:t>
+      </w:r>
+      <w:proofErr w:type="gramEnd"/>
+      <w:r>
+        <w:rPr>
+          <w:color w:val="auto"/>
+          <w:sz w:val="28"/>
+          <w:szCs w:val="28"/>
+        </w:rPr>
+        <w:t xml:space="preserve"> учеб. пособие для СПО / И. Г. Гниденко, Ф. Ф. Павлов, Д. Ю. Федоров. — </w:t>
+      </w:r>
+      <w:proofErr w:type="gramStart"/>
+      <w:r>
+        <w:rPr>
+          <w:color w:val="auto"/>
+          <w:sz w:val="28"/>
+          <w:szCs w:val="28"/>
+        </w:rPr>
+        <w:t>М. :</w:t>
+      </w:r>
+      <w:proofErr w:type="gramEnd"/>
+      <w:r>
+        <w:rPr>
+          <w:color w:val="auto"/>
+          <w:sz w:val="28"/>
+          <w:szCs w:val="28"/>
+        </w:rPr>
+        <w:t xml:space="preserve"> Издательство </w:t>
+      </w:r>
+      <w:proofErr w:type="spellStart"/>
+      <w:r>
+        <w:rPr>
+          <w:color w:val="auto"/>
+          <w:sz w:val="28"/>
+          <w:szCs w:val="28"/>
+        </w:rPr>
+        <w:t>Юрайт</w:t>
+      </w:r>
+      <w:proofErr w:type="spellEnd"/>
+      <w:r>
+        <w:rPr>
+          <w:color w:val="auto"/>
+          <w:sz w:val="28"/>
+          <w:szCs w:val="28"/>
+        </w:rPr>
+        <w:t>, 2017. — 235 с.</w:t>
       </w:r>
     </w:p>
     <w:p>
@@ -5809,7 +5953,79 @@
           <w:sz w:val="28"/>
           <w:szCs w:val="28"/>
         </w:rPr>
-        <w:t>Гордеев, С. И. Организация баз данных в 2 ч. Часть 2 : учебник для вузов / С. И. Гордеев, В. Н. Волошина. — 2-е изд., испр. и доп. — М. : Издательство Юрайт, 2019. — 501 с.</w:t>
+        <w:t xml:space="preserve">Гордеев, С. И. Организация баз данных в 2 ч. Часть </w:t>
+      </w:r>
+      <w:proofErr w:type="gramStart"/>
+      <w:r>
+        <w:rPr>
+          <w:color w:val="auto"/>
+          <w:sz w:val="28"/>
+          <w:szCs w:val="28"/>
+        </w:rPr>
+        <w:t>2 :</w:t>
+      </w:r>
+      <w:proofErr w:type="gramEnd"/>
+      <w:r>
+        <w:rPr>
+          <w:color w:val="auto"/>
+          <w:sz w:val="28"/>
+          <w:szCs w:val="28"/>
+        </w:rPr>
+        <w:t xml:space="preserve"> учебник для вузов / С. И. Гордеев, В. Н. Волошина. — 2-е изд., </w:t>
+      </w:r>
+      <w:proofErr w:type="spellStart"/>
+      <w:r>
+        <w:rPr>
+          <w:color w:val="auto"/>
+          <w:sz w:val="28"/>
+          <w:szCs w:val="28"/>
+        </w:rPr>
+        <w:t>испр</w:t>
+      </w:r>
+      <w:proofErr w:type="spellEnd"/>
+      <w:r>
+        <w:rPr>
+          <w:color w:val="auto"/>
+          <w:sz w:val="28"/>
+          <w:szCs w:val="28"/>
+        </w:rPr>
+        <w:t xml:space="preserve">. и доп. — </w:t>
+      </w:r>
+      <w:proofErr w:type="gramStart"/>
+      <w:r>
+        <w:rPr>
+          <w:color w:val="auto"/>
+          <w:sz w:val="28"/>
+          <w:szCs w:val="28"/>
+        </w:rPr>
+        <w:t>М. :</w:t>
+      </w:r>
+      <w:proofErr w:type="gramEnd"/>
+      <w:r>
+        <w:rPr>
+          <w:color w:val="auto"/>
+          <w:sz w:val="28"/>
+          <w:szCs w:val="28"/>
+        </w:rPr>
+        <w:t xml:space="preserve"> Издательство </w:t>
+      </w:r>
+      <w:proofErr w:type="spellStart"/>
+      <w:r>
+        <w:rPr>
+          <w:color w:val="auto"/>
+          <w:sz w:val="28"/>
+          <w:szCs w:val="28"/>
+        </w:rPr>
+        <w:t>Юрайт</w:t>
+      </w:r>
+      <w:proofErr w:type="spellEnd"/>
+      <w:r>
+        <w:rPr>
+          <w:color w:val="auto"/>
+          <w:sz w:val="28"/>
+          <w:szCs w:val="28"/>
+        </w:rPr>
+        <w:t>, 2019. — 501 с.</w:t>
       </w:r>
     </w:p>
     <w:p>
@@ -6121,6 +6337,7 @@
         </w:rPr>
         <w:t xml:space="preserve">В данном разделе отражён программный код нашего проекта. Мы считаем нецелесообразным вставлять сюда конвертированный из </w:t>
       </w:r>
+      <w:proofErr w:type="spellStart"/>
       <w:r>
         <w:rPr>
           <w:color w:val="auto"/>
@@ -6130,6 +6347,7 @@
         </w:rPr>
         <w:t>ui</w:t>
       </w:r>
+      <w:proofErr w:type="spellEnd"/>
       <w:r>
         <w:rPr>
           <w:color w:val="auto"/>
@@ -6146,6 +6364,7 @@
         </w:rPr>
         <w:t xml:space="preserve">формата в </w:t>
       </w:r>
+      <w:proofErr w:type="spellStart"/>
       <w:r>
         <w:rPr>
           <w:color w:val="auto"/>
@@ -6155,6 +6374,7 @@
         </w:rPr>
         <w:t>py</w:t>
       </w:r>
+      <w:proofErr w:type="spellEnd"/>
       <w:r>
         <w:rPr>
           <w:color w:val="auto"/>
@@ -6395,8 +6615,13 @@
             <w:pPr>
               <w:jc w:val="center"/>
             </w:pPr>
-            <w:r>
-              <w:t>Плестов С. В.</w:t>
+            <w:proofErr w:type="spellStart"/>
+            <w:r>
+              <w:t>Плестов</w:t>
+            </w:r>
+            <w:proofErr w:type="spellEnd"/>
+            <w:r>
+              <w:t xml:space="preserve"> С. В.</w:t>
             </w:r>
           </w:p>
         </w:tc>
@@ -6534,8 +6759,13 @@
               <w:jc w:val="center"/>
             </w:pPr>
             <w:r>
-              <w:t>Митин Н  М.</w:t>
-            </w:r>
+              <w:t xml:space="preserve">Митин </w:t>
+            </w:r>
+            <w:proofErr w:type="gramStart"/>
+            <w:r>
+              <w:t>Н  М.</w:t>
+            </w:r>
+            <w:proofErr w:type="gramEnd"/>
           </w:p>
         </w:tc>
         <w:tc>
@@ -7061,6 +7291,119 @@
     </w:lvl>
   </w:abstractNum>
   <w:abstractNum w:abstractNumId="3" w15:restartNumberingAfterBreak="0">
+    <w:nsid w:val="1CC32B46"/>
+    <w:multiLevelType w:val="hybridMultilevel"/>
+    <w:tmpl w:val="D556E630"/>
+    <w:lvl w:ilvl="0" w:tplc="04190001">
+      <w:start w:val="1"/>
+      <w:numFmt w:val="bullet"/>
+      <w:lvlText w:val=""/>
+      <w:lvlJc w:val="left"/>
+      <w:pPr>
+        <w:ind w:left="1439" w:hanging="360"/>
+      </w:pPr>
+      <w:rPr>
+        <w:rFonts w:ascii="Symbol" w:hAnsi="Symbol" w:hint="default"/>
+      </w:rPr>
+    </w:lvl>
+    <w:lvl w:ilvl="1" w:tplc="04190003" w:tentative="1">
+      <w:start w:val="1"/>
+      <w:numFmt w:val="bullet"/>
+      <w:lvlText w:val="o"/>
+      <w:lvlJc w:val="left"/>
+      <w:pPr>
+        <w:ind w:left="2159" w:hanging="360"/>
+      </w:pPr>
+      <w:rPr>
+        <w:rFonts w:ascii="Courier New" w:hAnsi="Courier New" w:cs="Courier New" w:hint="default"/>
+      </w:rPr>
+    </w:lvl>
+    <w:lvl w:ilvl="2" w:tplc="04190005" w:tentative="1">
+      <w:start w:val="1"/>
+      <w:numFmt w:val="bullet"/>
+      <w:lvlText w:val=""/>
+      <w:lvlJc w:val="left"/>
+      <w:pPr>
+        <w:ind w:left="2879" w:hanging="360"/>
+      </w:pPr>
+      <w:rPr>
+        <w:rFonts w:ascii="Wingdings" w:hAnsi="Wingdings" w:hint="default"/>
+      </w:rPr>
+    </w:lvl>
+    <w:lvl w:ilvl="3" w:tplc="04190001" w:tentative="1">
+      <w:start w:val="1"/>
+      <w:numFmt w:val="bullet"/>
+      <w:lvlText w:val=""/>
+      <w:lvlJc w:val="left"/>
+      <w:pPr>
+        <w:ind w:left="3599" w:hanging="360"/>
+      </w:pPr>
+      <w:rPr>
+        <w:rFonts w:ascii="Symbol" w:hAnsi="Symbol" w:hint="default"/>
+      </w:rPr>
+    </w:lvl>
+    <w:lvl w:ilvl="4" w:tplc="04190003" w:tentative="1">
+      <w:start w:val="1"/>
+      <w:numFmt w:val="bullet"/>
+      <w:lvlText w:val="o"/>
+      <w:lvlJc w:val="left"/>
+      <w:pPr>
+        <w:ind w:left="4319" w:hanging="360"/>
+      </w:pPr>
+      <w:rPr>
+        <w:rFonts w:ascii="Courier New" w:hAnsi="Courier New" w:cs="Courier New" w:hint="default"/>
+      </w:rPr>
+    </w:lvl>
+    <w:lvl w:ilvl="5" w:tplc="04190005" w:tentative="1">
+      <w:start w:val="1"/>
+      <w:numFmt w:val="bullet"/>
+      <w:lvlText w:val=""/>
+      <w:lvlJc w:val="left"/>
+      <w:pPr>
+        <w:ind w:left="5039" w:hanging="360"/>
+      </w:pPr>
+      <w:rPr>
+        <w:rFonts w:ascii="Wingdings" w:hAnsi="Wingdings" w:hint="default"/>
+      </w:rPr>
+    </w:lvl>
+    <w:lvl w:ilvl="6" w:tplc="04190001" w:tentative="1">
+      <w:start w:val="1"/>
+      <w:numFmt w:val="bullet"/>
+      <w:lvlText w:val=""/>
+      <w:lvlJc w:val="left"/>
+      <w:pPr>
+        <w:ind w:left="5759" w:hanging="360"/>
+      </w:pPr>
+      <w:rPr>
+        <w:rFonts w:ascii="Symbol" w:hAnsi="Symbol" w:hint="default"/>
+      </w:rPr>
+    </w:lvl>
+    <w:lvl w:ilvl="7" w:tplc="04190003" w:tentative="1">
+      <w:start w:val="1"/>
+      <w:numFmt w:val="bullet"/>
+      <w:lvlText w:val="o"/>
+      <w:lvlJc w:val="left"/>
+      <w:pPr>
+        <w:ind w:left="6479" w:hanging="360"/>
+      </w:pPr>
+      <w:rPr>
+        <w:rFonts w:ascii="Courier New" w:hAnsi="Courier New" w:cs="Courier New" w:hint="default"/>
+      </w:rPr>
+    </w:lvl>
+    <w:lvl w:ilvl="8" w:tplc="04190005" w:tentative="1">
+      <w:start w:val="1"/>
+      <w:numFmt w:val="bullet"/>
+      <w:lvlText w:val=""/>
+      <w:lvlJc w:val="left"/>
+      <w:pPr>
+        <w:ind w:left="7199" w:hanging="360"/>
+      </w:pPr>
+      <w:rPr>
+        <w:rFonts w:ascii="Wingdings" w:hAnsi="Wingdings" w:hint="default"/>
+      </w:rPr>
+    </w:lvl>
+  </w:abstractNum>
+  <w:abstractNum w:abstractNumId="4" w15:restartNumberingAfterBreak="0">
     <w:nsid w:val="3FDD384D"/>
     <w:multiLevelType w:val="multilevel"/>
     <w:tmpl w:val="3FDD384D"/>
@@ -7146,7 +7489,7 @@
       </w:pPr>
     </w:lvl>
   </w:abstractNum>
-  <w:abstractNum w:abstractNumId="4" w15:restartNumberingAfterBreak="0">
+  <w:abstractNum w:abstractNumId="5" w15:restartNumberingAfterBreak="0">
     <w:nsid w:val="41215EED"/>
     <w:multiLevelType w:val="multilevel"/>
     <w:tmpl w:val="BEAEAA26"/>
@@ -7269,7 +7612,7 @@
       </w:rPr>
     </w:lvl>
   </w:abstractNum>
-  <w:abstractNum w:abstractNumId="5" w15:restartNumberingAfterBreak="0">
+  <w:abstractNum w:abstractNumId="6" w15:restartNumberingAfterBreak="0">
     <w:nsid w:val="4A9164DF"/>
     <w:multiLevelType w:val="multilevel"/>
     <w:tmpl w:val="4A9164DF"/>
@@ -7358,7 +7701,120 @@
       </w:pPr>
     </w:lvl>
   </w:abstractNum>
-  <w:abstractNum w:abstractNumId="6" w15:restartNumberingAfterBreak="0">
+  <w:abstractNum w:abstractNumId="7" w15:restartNumberingAfterBreak="0">
+    <w:nsid w:val="509D6344"/>
+    <w:multiLevelType w:val="hybridMultilevel"/>
+    <w:tmpl w:val="0C185EEC"/>
+    <w:lvl w:ilvl="0" w:tplc="04190001">
+      <w:start w:val="1"/>
+      <w:numFmt w:val="bullet"/>
+      <w:lvlText w:val=""/>
+      <w:lvlJc w:val="left"/>
+      <w:pPr>
+        <w:ind w:left="1439" w:hanging="360"/>
+      </w:pPr>
+      <w:rPr>
+        <w:rFonts w:ascii="Symbol" w:hAnsi="Symbol" w:hint="default"/>
+      </w:rPr>
+    </w:lvl>
+    <w:lvl w:ilvl="1" w:tplc="04190003" w:tentative="1">
+      <w:start w:val="1"/>
+      <w:numFmt w:val="bullet"/>
+      <w:lvlText w:val="o"/>
+      <w:lvlJc w:val="left"/>
+      <w:pPr>
+        <w:ind w:left="2159" w:hanging="360"/>
+      </w:pPr>
+      <w:rPr>
+        <w:rFonts w:ascii="Courier New" w:hAnsi="Courier New" w:cs="Courier New" w:hint="default"/>
+      </w:rPr>
+    </w:lvl>
+    <w:lvl w:ilvl="2" w:tplc="04190005" w:tentative="1">
+      <w:start w:val="1"/>
+      <w:numFmt w:val="bullet"/>
+      <w:lvlText w:val=""/>
+      <w:lvlJc w:val="left"/>
+      <w:pPr>
+        <w:ind w:left="2879" w:hanging="360"/>
+      </w:pPr>
+      <w:rPr>
+        <w:rFonts w:ascii="Wingdings" w:hAnsi="Wingdings" w:hint="default"/>
+      </w:rPr>
+    </w:lvl>
+    <w:lvl w:ilvl="3" w:tplc="04190001" w:tentative="1">
+      <w:start w:val="1"/>
+      <w:numFmt w:val="bullet"/>
+      <w:lvlText w:val=""/>
+      <w:lvlJc w:val="left"/>
+      <w:pPr>
+        <w:ind w:left="3599" w:hanging="360"/>
+      </w:pPr>
+      <w:rPr>
+        <w:rFonts w:ascii="Symbol" w:hAnsi="Symbol" w:hint="default"/>
+      </w:rPr>
+    </w:lvl>
+    <w:lvl w:ilvl="4" w:tplc="04190003" w:tentative="1">
+      <w:start w:val="1"/>
+      <w:numFmt w:val="bullet"/>
+      <w:lvlText w:val="o"/>
+      <w:lvlJc w:val="left"/>
+      <w:pPr>
+        <w:ind w:left="4319" w:hanging="360"/>
+      </w:pPr>
+      <w:rPr>
+        <w:rFonts w:ascii="Courier New" w:hAnsi="Courier New" w:cs="Courier New" w:hint="default"/>
+      </w:rPr>
+    </w:lvl>
+    <w:lvl w:ilvl="5" w:tplc="04190005" w:tentative="1">
+      <w:start w:val="1"/>
+      <w:numFmt w:val="bullet"/>
+      <w:lvlText w:val=""/>
+      <w:lvlJc w:val="left"/>
+      <w:pPr>
+        <w:ind w:left="5039" w:hanging="360"/>
+      </w:pPr>
+      <w:rPr>
+        <w:rFonts w:ascii="Wingdings" w:hAnsi="Wingdings" w:hint="default"/>
+      </w:rPr>
+    </w:lvl>
+    <w:lvl w:ilvl="6" w:tplc="04190001" w:tentative="1">
+      <w:start w:val="1"/>
+      <w:numFmt w:val="bullet"/>
+      <w:lvlText w:val=""/>
+      <w:lvlJc w:val="left"/>
+      <w:pPr>
+        <w:ind w:left="5759" w:hanging="360"/>
+      </w:pPr>
+      <w:rPr>
+        <w:rFonts w:ascii="Symbol" w:hAnsi="Symbol" w:hint="default"/>
+      </w:rPr>
+    </w:lvl>
+    <w:lvl w:ilvl="7" w:tplc="04190003" w:tentative="1">
+      <w:start w:val="1"/>
+      <w:numFmt w:val="bullet"/>
+      <w:lvlText w:val="o"/>
+      <w:lvlJc w:val="left"/>
+      <w:pPr>
+        <w:ind w:left="6479" w:hanging="360"/>
+      </w:pPr>
+      <w:rPr>
+        <w:rFonts w:ascii="Courier New" w:hAnsi="Courier New" w:cs="Courier New" w:hint="default"/>
+      </w:rPr>
+    </w:lvl>
+    <w:lvl w:ilvl="8" w:tplc="04190005" w:tentative="1">
+      <w:start w:val="1"/>
+      <w:numFmt w:val="bullet"/>
+      <w:lvlText w:val=""/>
+      <w:lvlJc w:val="left"/>
+      <w:pPr>
+        <w:ind w:left="7199" w:hanging="360"/>
+      </w:pPr>
+      <w:rPr>
+        <w:rFonts w:ascii="Wingdings" w:hAnsi="Wingdings" w:hint="default"/>
+      </w:rPr>
+    </w:lvl>
+  </w:abstractNum>
+  <w:abstractNum w:abstractNumId="8" w15:restartNumberingAfterBreak="0">
     <w:nsid w:val="568F63B0"/>
     <w:multiLevelType w:val="multilevel"/>
     <w:tmpl w:val="BEAEAA26"/>
@@ -7481,7 +7937,7 @@
       </w:rPr>
     </w:lvl>
   </w:abstractNum>
-  <w:abstractNum w:abstractNumId="7" w15:restartNumberingAfterBreak="0">
+  <w:abstractNum w:abstractNumId="9" w15:restartNumberingAfterBreak="0">
     <w:nsid w:val="62193280"/>
     <w:multiLevelType w:val="multilevel"/>
     <w:tmpl w:val="62193280"/>
@@ -7567,7 +8023,7 @@
       </w:pPr>
     </w:lvl>
   </w:abstractNum>
-  <w:abstractNum w:abstractNumId="8" w15:restartNumberingAfterBreak="0">
+  <w:abstractNum w:abstractNumId="10" w15:restartNumberingAfterBreak="0">
     <w:nsid w:val="665638FE"/>
     <w:multiLevelType w:val="multilevel"/>
     <w:tmpl w:val="EC96B6A6"/>
@@ -7680,7 +8136,7 @@
       </w:rPr>
     </w:lvl>
   </w:abstractNum>
-  <w:abstractNum w:abstractNumId="9" w15:restartNumberingAfterBreak="0">
+  <w:abstractNum w:abstractNumId="11" w15:restartNumberingAfterBreak="0">
     <w:nsid w:val="69CA3BAB"/>
     <w:multiLevelType w:val="multilevel"/>
     <w:tmpl w:val="BEAEAA26"/>
@@ -7803,7 +8259,7 @@
       </w:rPr>
     </w:lvl>
   </w:abstractNum>
-  <w:abstractNum w:abstractNumId="10" w15:restartNumberingAfterBreak="0">
+  <w:abstractNum w:abstractNumId="12" w15:restartNumberingAfterBreak="0">
     <w:nsid w:val="783C7008"/>
     <w:multiLevelType w:val="hybridMultilevel"/>
     <w:tmpl w:val="5B88DF1C"/>
@@ -7890,37 +8346,43 @@
     </w:lvl>
   </w:abstractNum>
   <w:num w:numId="1" w16cid:durableId="1507014406">
-    <w:abstractNumId w:val="8"/>
+    <w:abstractNumId w:val="10"/>
   </w:num>
   <w:num w:numId="2" w16cid:durableId="1617910695">
-    <w:abstractNumId w:val="7"/>
+    <w:abstractNumId w:val="9"/>
   </w:num>
   <w:num w:numId="3" w16cid:durableId="1342201184">
-    <w:abstractNumId w:val="5"/>
+    <w:abstractNumId w:val="6"/>
   </w:num>
   <w:num w:numId="4" w16cid:durableId="1662470169">
-    <w:abstractNumId w:val="3"/>
+    <w:abstractNumId w:val="4"/>
   </w:num>
   <w:num w:numId="5" w16cid:durableId="1174951540">
     <w:abstractNumId w:val="0"/>
   </w:num>
   <w:num w:numId="6" w16cid:durableId="594558649">
-    <w:abstractNumId w:val="9"/>
+    <w:abstractNumId w:val="11"/>
   </w:num>
   <w:num w:numId="7" w16cid:durableId="2042241107">
-    <w:abstractNumId w:val="4"/>
+    <w:abstractNumId w:val="5"/>
   </w:num>
   <w:num w:numId="8" w16cid:durableId="2111780000">
-    <w:abstractNumId w:val="6"/>
+    <w:abstractNumId w:val="8"/>
   </w:num>
   <w:num w:numId="9" w16cid:durableId="1044061987">
     <w:abstractNumId w:val="1"/>
   </w:num>
   <w:num w:numId="10" w16cid:durableId="238708687">
-    <w:abstractNumId w:val="10"/>
+    <w:abstractNumId w:val="12"/>
   </w:num>
   <w:num w:numId="11" w16cid:durableId="1315068043">
     <w:abstractNumId w:val="2"/>
+  </w:num>
+  <w:num w:numId="12" w16cid:durableId="1157258574">
+    <w:abstractNumId w:val="7"/>
+  </w:num>
+  <w:num w:numId="13" w16cid:durableId="1988128966">
+    <w:abstractNumId w:val="3"/>
   </w:num>
 </w:numbering>
 </file>

--- a/отчет курсовая япы.docx
+++ b/отчет курсовая япы.docx
@@ -4048,6 +4048,119 @@
     </w:p>
     <w:p>
       <w:pPr>
+        <w:spacing w:after="0" w:line="360" w:lineRule="auto"/>
+        <w:ind w:firstLine="709"/>
+        <w:rPr>
+          <w:b/>
+          <w:bCs/>
+          <w:color w:val="auto"/>
+          <w:sz w:val="28"/>
+          <w:szCs w:val="28"/>
+        </w:rPr>
+      </w:pPr>
+      <w:proofErr w:type="spellStart"/>
+      <w:r>
+        <w:rPr>
+          <w:b/>
+          <w:bCs/>
+          <w:color w:val="auto"/>
+          <w:sz w:val="28"/>
+          <w:szCs w:val="28"/>
+          <w:lang w:val="en-US"/>
+        </w:rPr>
+        <w:t>Spotipy</w:t>
+      </w:r>
+      <w:proofErr w:type="spellEnd"/>
+    </w:p>
+    <w:p>
+      <w:pPr>
+        <w:spacing w:after="0" w:line="360" w:lineRule="auto"/>
+        <w:ind w:firstLine="709"/>
+        <w:rPr>
+          <w:b/>
+          <w:bCs/>
+          <w:color w:val="auto"/>
+          <w:sz w:val="28"/>
+          <w:szCs w:val="28"/>
+          <w:lang w:val="en-US"/>
+        </w:rPr>
+      </w:pPr>
+      <w:r>
+        <w:rPr>
+          <w:b/>
+          <w:bCs/>
+          <w:color w:val="auto"/>
+          <w:sz w:val="28"/>
+          <w:szCs w:val="28"/>
+          <w:lang w:val="en-US"/>
+        </w:rPr>
+        <w:t>Yandex</w:t>
+      </w:r>
+      <w:r>
+        <w:rPr>
+          <w:b/>
+          <w:bCs/>
+          <w:color w:val="auto"/>
+          <w:sz w:val="28"/>
+          <w:szCs w:val="28"/>
+        </w:rPr>
+        <w:t>_</w:t>
+      </w:r>
+      <w:r>
+        <w:rPr>
+          <w:b/>
+          <w:bCs/>
+          <w:color w:val="auto"/>
+          <w:sz w:val="28"/>
+          <w:szCs w:val="28"/>
+          <w:lang w:val="en-US"/>
+        </w:rPr>
+        <w:t>music</w:t>
+      </w:r>
+    </w:p>
+    <w:p>
+      <w:pPr>
+        <w:spacing w:after="0" w:line="360" w:lineRule="auto"/>
+        <w:ind w:firstLine="709"/>
+        <w:rPr>
+          <w:b/>
+          <w:bCs/>
+          <w:color w:val="auto"/>
+          <w:sz w:val="28"/>
+          <w:szCs w:val="28"/>
+          <w:lang w:val="en-US"/>
+        </w:rPr>
+      </w:pPr>
+      <w:proofErr w:type="spellStart"/>
+      <w:r>
+        <w:rPr>
+          <w:b/>
+          <w:bCs/>
+          <w:color w:val="auto"/>
+          <w:sz w:val="28"/>
+          <w:szCs w:val="28"/>
+          <w:lang w:val="en-US"/>
+        </w:rPr>
+        <w:lastRenderedPageBreak/>
+        <w:t>Pyperclip</w:t>
+      </w:r>
+      <w:proofErr w:type="spellEnd"/>
+    </w:p>
+    <w:p>
+      <w:pPr>
+        <w:spacing w:after="0" w:line="360" w:lineRule="auto"/>
+        <w:ind w:firstLine="709"/>
+        <w:rPr>
+          <w:b/>
+          <w:bCs/>
+          <w:color w:val="auto"/>
+          <w:sz w:val="28"/>
+          <w:szCs w:val="28"/>
+        </w:rPr>
+      </w:pPr>
+    </w:p>
+    <w:p>
+      <w:pPr>
         <w:pStyle w:val="2"/>
         <w:jc w:val="center"/>
         <w:rPr>
@@ -4069,7 +4182,6 @@
           <w:sz w:val="28"/>
           <w:szCs w:val="28"/>
         </w:rPr>
-        <w:lastRenderedPageBreak/>
         <w:t>Анализ работы</w:t>
       </w:r>
       <w:bookmarkEnd w:id="7"/>
@@ -4631,6 +4743,7 @@
           <w:sz w:val="28"/>
           <w:szCs w:val="28"/>
         </w:rPr>
+        <w:lastRenderedPageBreak/>
         <w:t>Тестирование</w:t>
       </w:r>
       <w:bookmarkEnd w:id="11"/>
@@ -4660,7 +4773,6 @@
           <w:sz w:val="28"/>
           <w:szCs w:val="28"/>
         </w:rPr>
-        <w:lastRenderedPageBreak/>
         <w:t xml:space="preserve">В ходе тестирования использовались 2 основных метода тестирования программы: </w:t>
       </w:r>
     </w:p>
@@ -4769,6 +4881,7 @@
           <w:color w:val="auto"/>
           <w:sz w:val="28"/>
           <w:szCs w:val="28"/>
+          <w:lang w:val="en-US"/>
         </w:rPr>
       </w:pPr>
       <w:bookmarkStart w:id="12" w:name="_Toc104940971"/>
@@ -4802,6 +4915,88 @@
       <w:bookmarkEnd w:id="12"/>
     </w:p>
     <w:p>
+      <w:r>
+        <w:t xml:space="preserve">Альфа является попыткой заставить </w:t>
+      </w:r>
+      <w:proofErr w:type="spellStart"/>
+      <w:r>
+        <w:t>объеденить</w:t>
+      </w:r>
+      <w:proofErr w:type="spellEnd"/>
+      <w:r>
+        <w:t xml:space="preserve"> разные библиотеки в один код и понять, как легально брать данные о треках.</w:t>
+      </w:r>
+      <w:r>
+        <w:rPr>
+          <w:color w:val="auto"/>
+          <w:sz w:val="28"/>
+          <w:szCs w:val="28"/>
+        </w:rPr>
+        <w:t xml:space="preserve"> </w:t>
+      </w:r>
+      <w:r>
+        <w:rPr>
+          <w:color w:val="auto"/>
+          <w:sz w:val="28"/>
+          <w:szCs w:val="28"/>
+        </w:rPr>
+        <w:t xml:space="preserve">К </w:t>
+      </w:r>
+      <w:r>
+        <w:rPr>
+          <w:color w:val="auto"/>
+          <w:sz w:val="28"/>
+          <w:szCs w:val="28"/>
+        </w:rPr>
+        <w:t xml:space="preserve">моменту окончания работы над первой версии </w:t>
+      </w:r>
+      <w:r>
+        <w:rPr>
+          <w:color w:val="auto"/>
+          <w:sz w:val="28"/>
+          <w:szCs w:val="28"/>
+        </w:rPr>
+        <w:t>я</w:t>
+      </w:r>
+      <w:r>
+        <w:rPr>
+          <w:color w:val="auto"/>
+          <w:sz w:val="28"/>
+          <w:szCs w:val="28"/>
+        </w:rPr>
+        <w:t xml:space="preserve"> получил следующие результаты:</w:t>
+      </w:r>
+    </w:p>
+    <w:p>
+      <w:pPr>
+        <w:spacing w:after="0" w:line="360" w:lineRule="auto"/>
+        <w:ind w:left="719" w:firstLine="0"/>
+        <w:rPr>
+          <w:color w:val="auto"/>
+          <w:sz w:val="28"/>
+          <w:szCs w:val="28"/>
+        </w:rPr>
+      </w:pPr>
+      <w:bookmarkStart w:id="13" w:name="_Toc104940972"/>
+      <w:r>
+        <w:rPr>
+          <w:color w:val="auto"/>
+          <w:sz w:val="28"/>
+          <w:szCs w:val="28"/>
+        </w:rPr>
+        <w:t xml:space="preserve">+ Есть </w:t>
+      </w:r>
+      <w:r>
+        <w:rPr>
+          <w:color w:val="auto"/>
+          <w:sz w:val="28"/>
+          <w:szCs w:val="28"/>
+          <w:lang w:val="en-US"/>
+        </w:rPr>
+        <w:t>exe</w:t>
+      </w:r>
+    </w:p>
+    <w:p>
       <w:pPr>
         <w:spacing w:after="0" w:line="360" w:lineRule="auto"/>
         <w:ind w:firstLine="709"/>
@@ -4817,27 +5012,15 @@
           <w:sz w:val="28"/>
           <w:szCs w:val="28"/>
         </w:rPr>
-        <w:t>Таким образом, к моменту окончания работы над первой версии мы получили следующие результаты:</w:t>
-      </w:r>
-    </w:p>
-    <w:p>
-      <w:pPr>
-        <w:spacing w:after="0" w:line="360" w:lineRule="auto"/>
-        <w:ind w:left="719" w:firstLine="0"/>
-        <w:rPr>
-          <w:color w:val="auto"/>
-          <w:sz w:val="28"/>
-          <w:szCs w:val="28"/>
-        </w:rPr>
-      </w:pPr>
-      <w:bookmarkStart w:id="13" w:name="_Toc104940972"/>
-      <w:r>
-        <w:rPr>
-          <w:color w:val="auto"/>
-          <w:sz w:val="28"/>
-          <w:szCs w:val="28"/>
-        </w:rPr>
-        <w:t xml:space="preserve">+ Есть </w:t>
+        <w:t xml:space="preserve">+ </w:t>
+      </w:r>
+      <w:r>
+        <w:rPr>
+          <w:color w:val="auto"/>
+          <w:sz w:val="28"/>
+          <w:szCs w:val="28"/>
+        </w:rPr>
+        <w:t xml:space="preserve">есть небольшое подобие на </w:t>
       </w:r>
       <w:r>
         <w:rPr>
@@ -4846,7 +5029,7 @@
           <w:szCs w:val="28"/>
           <w:lang w:val="en-US"/>
         </w:rPr>
-        <w:t>exe</w:t>
+        <w:t>UI</w:t>
       </w:r>
     </w:p>
     <w:p>
@@ -4865,16 +5048,89 @@
           <w:sz w:val="28"/>
           <w:szCs w:val="28"/>
         </w:rPr>
-        <w:t xml:space="preserve">+ </w:t>
-      </w:r>
-      <w:r>
-        <w:rPr>
-          <w:color w:val="auto"/>
-          <w:sz w:val="28"/>
-          <w:szCs w:val="28"/>
-        </w:rPr>
-        <w:t xml:space="preserve">есть небольшое подобие на </w:t>
-      </w:r>
+        <w:t>+</w:t>
+      </w:r>
+      <w:r>
+        <w:rPr>
+          <w:color w:val="auto"/>
+          <w:sz w:val="28"/>
+          <w:szCs w:val="28"/>
+        </w:rPr>
+        <w:t xml:space="preserve">Треки из </w:t>
+      </w:r>
+      <w:proofErr w:type="spellStart"/>
+      <w:r>
+        <w:rPr>
+          <w:color w:val="auto"/>
+          <w:sz w:val="28"/>
+          <w:szCs w:val="28"/>
+        </w:rPr>
+        <w:t>спотифая</w:t>
+      </w:r>
+      <w:proofErr w:type="spellEnd"/>
+      <w:r>
+        <w:rPr>
+          <w:color w:val="auto"/>
+          <w:sz w:val="28"/>
+          <w:szCs w:val="28"/>
+        </w:rPr>
+        <w:t xml:space="preserve"> вытаскиваются</w:t>
+      </w:r>
+    </w:p>
+    <w:p>
+      <w:pPr>
+        <w:spacing w:after="0" w:line="360" w:lineRule="auto"/>
+        <w:ind w:firstLine="709"/>
+        <w:rPr>
+          <w:color w:val="auto"/>
+          <w:sz w:val="28"/>
+          <w:szCs w:val="28"/>
+        </w:rPr>
+      </w:pPr>
+      <w:r>
+        <w:rPr>
+          <w:color w:val="auto"/>
+          <w:sz w:val="28"/>
+          <w:szCs w:val="28"/>
+        </w:rPr>
+        <w:t>-</w:t>
+      </w:r>
+      <w:r>
+        <w:rPr>
+          <w:color w:val="auto"/>
+          <w:sz w:val="28"/>
+          <w:szCs w:val="28"/>
+        </w:rPr>
+        <w:t xml:space="preserve"> количество вытаскиваемых треков ограничено сотней</w:t>
+      </w:r>
+    </w:p>
+    <w:p>
+      <w:pPr>
+        <w:spacing w:after="0" w:line="360" w:lineRule="auto"/>
+        <w:ind w:firstLine="709"/>
+        <w:rPr>
+          <w:color w:val="auto"/>
+          <w:sz w:val="28"/>
+          <w:szCs w:val="28"/>
+        </w:rPr>
+      </w:pPr>
+      <w:r>
+        <w:rPr>
+          <w:color w:val="auto"/>
+          <w:sz w:val="28"/>
+          <w:szCs w:val="28"/>
+        </w:rPr>
+        <w:t>-</w:t>
+      </w:r>
+      <w:r>
+        <w:rPr>
+          <w:color w:val="auto"/>
+          <w:sz w:val="28"/>
+          <w:szCs w:val="28"/>
+        </w:rPr>
+        <w:t xml:space="preserve"> реализован только </w:t>
+      </w:r>
+      <w:proofErr w:type="spellStart"/>
       <w:r>
         <w:rPr>
           <w:color w:val="auto"/>
@@ -4882,8 +5138,9 @@
           <w:szCs w:val="28"/>
           <w:lang w:val="en-US"/>
         </w:rPr>
-        <w:t>UI</w:t>
-      </w:r>
+        <w:t>spotify</w:t>
+      </w:r>
+      <w:proofErr w:type="spellEnd"/>
     </w:p>
     <w:p>
       <w:pPr>
@@ -4901,33 +5158,15 @@
           <w:sz w:val="28"/>
           <w:szCs w:val="28"/>
         </w:rPr>
-        <w:t>+</w:t>
-      </w:r>
-      <w:r>
-        <w:rPr>
-          <w:color w:val="auto"/>
-          <w:sz w:val="28"/>
-          <w:szCs w:val="28"/>
-        </w:rPr>
-        <w:t xml:space="preserve">Треки из </w:t>
-      </w:r>
-      <w:proofErr w:type="spellStart"/>
-      <w:r>
-        <w:rPr>
-          <w:color w:val="auto"/>
-          <w:sz w:val="28"/>
-          <w:szCs w:val="28"/>
-        </w:rPr>
-        <w:t>спотифая</w:t>
-      </w:r>
-      <w:proofErr w:type="spellEnd"/>
-      <w:r>
-        <w:rPr>
-          <w:color w:val="auto"/>
-          <w:sz w:val="28"/>
-          <w:szCs w:val="28"/>
-        </w:rPr>
-        <w:t xml:space="preserve"> вытаскиваются</w:t>
+        <w:t>-</w:t>
+      </w:r>
+      <w:r>
+        <w:rPr>
+          <w:color w:val="auto"/>
+          <w:sz w:val="28"/>
+          <w:szCs w:val="28"/>
+        </w:rPr>
+        <w:t>код сырой не облагороженный</w:t>
       </w:r>
     </w:p>
     <w:p>
@@ -4940,6 +5179,25 @@
           <w:szCs w:val="28"/>
         </w:rPr>
       </w:pPr>
+    </w:p>
+    <w:p>
+      <w:pPr>
+        <w:spacing w:after="0" w:line="360" w:lineRule="auto"/>
+        <w:ind w:firstLine="709"/>
+        <w:rPr>
+          <w:color w:val="auto"/>
+          <w:sz w:val="28"/>
+          <w:szCs w:val="28"/>
+        </w:rPr>
+      </w:pPr>
+      <w:r>
+        <w:rPr>
+          <w:color w:val="auto"/>
+          <w:sz w:val="28"/>
+          <w:szCs w:val="28"/>
+        </w:rPr>
+        <w:t>Бета</w:t>
+      </w:r>
       <w:r>
         <w:rPr>
           <w:color w:val="auto"/>
@@ -4954,8 +5212,9 @@
           <w:sz w:val="28"/>
           <w:szCs w:val="28"/>
         </w:rPr>
-        <w:t xml:space="preserve"> количество вытаскиваемых треков ограничено сотней</w:t>
-      </w:r>
+        <w:t>версия</w:t>
+      </w:r>
+      <w:bookmarkEnd w:id="13"/>
     </w:p>
     <w:p>
       <w:pPr>
@@ -4973,27 +5232,16 @@
           <w:sz w:val="28"/>
           <w:szCs w:val="28"/>
         </w:rPr>
-        <w:t>-</w:t>
-      </w:r>
-      <w:r>
-        <w:rPr>
-          <w:color w:val="auto"/>
-          <w:sz w:val="28"/>
-          <w:szCs w:val="28"/>
-        </w:rPr>
-        <w:t xml:space="preserve"> реализован только </w:t>
-      </w:r>
-      <w:proofErr w:type="spellStart"/>
-      <w:r>
-        <w:rPr>
-          <w:color w:val="auto"/>
-          <w:sz w:val="28"/>
-          <w:szCs w:val="28"/>
-          <w:lang w:val="en-US"/>
-        </w:rPr>
-        <w:t>spotify</w:t>
-      </w:r>
-      <w:proofErr w:type="spellEnd"/>
+        <w:t xml:space="preserve"> Обобщая выше сказанное, результатом тестирования можно назвать следующие найденный достоинства и недостатки:</w:t>
+      </w:r>
+      <w:r>
+        <w:rPr>
+          <w:color w:val="auto"/>
+          <w:sz w:val="28"/>
+          <w:szCs w:val="28"/>
+        </w:rPr>
+        <w:t xml:space="preserve"> </w:t>
+      </w:r>
     </w:p>
     <w:p>
       <w:pPr>
@@ -5011,15 +5259,7 @@
           <w:sz w:val="28"/>
           <w:szCs w:val="28"/>
         </w:rPr>
-        <w:t>-</w:t>
-      </w:r>
-      <w:r>
-        <w:rPr>
-          <w:color w:val="auto"/>
-          <w:sz w:val="28"/>
-          <w:szCs w:val="28"/>
-        </w:rPr>
-        <w:t>код сырой не облагороженный</w:t>
+        <w:t xml:space="preserve">+. </w:t>
       </w:r>
     </w:p>
     <w:p>
@@ -5038,25 +5278,8 @@
           <w:sz w:val="28"/>
           <w:szCs w:val="28"/>
         </w:rPr>
-        <w:t>Бета</w:t>
-      </w:r>
-      <w:r>
-        <w:rPr>
-          <w:color w:val="auto"/>
-          <w:sz w:val="28"/>
-          <w:szCs w:val="28"/>
-        </w:rPr>
-        <w:t>-</w:t>
-      </w:r>
-      <w:r>
-        <w:rPr>
-          <w:color w:val="auto"/>
-          <w:sz w:val="28"/>
-          <w:szCs w:val="28"/>
-        </w:rPr>
-        <w:t>версия</w:t>
-      </w:r>
-      <w:bookmarkEnd w:id="13"/>
+        <w:t xml:space="preserve">+. </w:t>
+      </w:r>
     </w:p>
     <w:p>
       <w:pPr>
@@ -5074,71 +5297,7 @@
           <w:sz w:val="28"/>
           <w:szCs w:val="28"/>
         </w:rPr>
-        <w:t xml:space="preserve"> Обобщая выше сказанное, результатом тестирования можно назвать следующие найденный достоинства и недостатки:</w:t>
-      </w:r>
-      <w:r>
-        <w:rPr>
-          <w:color w:val="auto"/>
-          <w:sz w:val="28"/>
-          <w:szCs w:val="28"/>
-        </w:rPr>
-        <w:t xml:space="preserve"> </w:t>
-      </w:r>
-    </w:p>
-    <w:p>
-      <w:pPr>
-        <w:spacing w:after="0" w:line="360" w:lineRule="auto"/>
-        <w:ind w:firstLine="709"/>
-        <w:rPr>
-          <w:color w:val="auto"/>
-          <w:sz w:val="28"/>
-          <w:szCs w:val="28"/>
-        </w:rPr>
-      </w:pPr>
-      <w:r>
-        <w:rPr>
-          <w:color w:val="auto"/>
-          <w:sz w:val="28"/>
-          <w:szCs w:val="28"/>
-        </w:rPr>
-        <w:t xml:space="preserve">+. </w:t>
-      </w:r>
-    </w:p>
-    <w:p>
-      <w:pPr>
-        <w:spacing w:after="0" w:line="360" w:lineRule="auto"/>
-        <w:ind w:firstLine="709"/>
-        <w:rPr>
-          <w:color w:val="auto"/>
-          <w:sz w:val="28"/>
-          <w:szCs w:val="28"/>
-        </w:rPr>
-      </w:pPr>
-      <w:r>
-        <w:rPr>
-          <w:color w:val="auto"/>
-          <w:sz w:val="28"/>
-          <w:szCs w:val="28"/>
-        </w:rPr>
-        <w:t xml:space="preserve">+. </w:t>
-      </w:r>
-    </w:p>
-    <w:p>
-      <w:pPr>
-        <w:spacing w:after="0" w:line="360" w:lineRule="auto"/>
-        <w:ind w:firstLine="709"/>
-        <w:rPr>
-          <w:color w:val="auto"/>
-          <w:sz w:val="28"/>
-          <w:szCs w:val="28"/>
-        </w:rPr>
-      </w:pPr>
-      <w:r>
-        <w:rPr>
-          <w:color w:val="auto"/>
-          <w:sz w:val="28"/>
-          <w:szCs w:val="28"/>
-        </w:rPr>
+        <w:lastRenderedPageBreak/>
         <w:t xml:space="preserve">-. </w:t>
       </w:r>
     </w:p>
@@ -5199,7 +5358,6 @@
           <w:sz w:val="28"/>
           <w:szCs w:val="28"/>
         </w:rPr>
-        <w:lastRenderedPageBreak/>
         <w:t>Релиз</w:t>
       </w:r>
       <w:bookmarkEnd w:id="14"/>
